--- a/Table2.docx
+++ b/Table2.docx
@@ -25,13 +25,14 @@
         <w:tblLook w:val="01E0"/>
       </w:tblPr>
       <w:tblGrid>
-        <w:gridCol w:w="2410"/>
-        <w:gridCol w:w="1563"/>
-        <w:gridCol w:w="1576"/>
-        <w:gridCol w:w="1682"/>
-        <w:gridCol w:w="1006"/>
-        <w:gridCol w:w="1238"/>
-        <w:gridCol w:w="1098"/>
+        <w:gridCol w:w="1922"/>
+        <w:gridCol w:w="1302"/>
+        <w:gridCol w:w="1291"/>
+        <w:gridCol w:w="1444"/>
+        <w:gridCol w:w="824"/>
+        <w:gridCol w:w="1021"/>
+        <w:gridCol w:w="1232"/>
+        <w:gridCol w:w="1544"/>
       </w:tblGrid>
       <w:tr>
         <w:trPr>
@@ -39,7 +40,7 @@
         </w:trPr>
         <w:tc>
           <w:tcPr>
-            <w:tcW w:w="2410" w:type="dxa"/>
+            <w:tcW w:w="1922" w:type="dxa"/>
             <w:tcBorders>
               <w:bottom w:val="single" w:sz="12" w:space="0" w:color="DDDDDD"/>
             </w:tcBorders>
@@ -48,7 +49,7 @@
             <w:pPr>
               <w:pStyle w:val="TableParagraph"/>
               <w:spacing w:line="267" w:lineRule="exact" w:before="0"/>
-              <w:ind w:right="432"/>
+              <w:ind w:right="299"/>
               <w:rPr>
                 <w:rFonts w:ascii="Arial Black"/>
                 <w:sz w:val="19"/>
@@ -81,7 +82,7 @@
         </w:tc>
         <w:tc>
           <w:tcPr>
-            <w:tcW w:w="1563" w:type="dxa"/>
+            <w:tcW w:w="1302" w:type="dxa"/>
             <w:tcBorders>
               <w:bottom w:val="single" w:sz="12" w:space="0" w:color="DDDDDD"/>
             </w:tcBorders>
@@ -90,7 +91,7 @@
             <w:pPr>
               <w:pStyle w:val="TableParagraph"/>
               <w:spacing w:line="267" w:lineRule="exact" w:before="0"/>
-              <w:ind w:right="418"/>
+              <w:ind w:right="291"/>
               <w:rPr>
                 <w:rFonts w:ascii="Arial Black"/>
                 <w:sz w:val="19"/>
@@ -108,7 +109,7 @@
         </w:tc>
         <w:tc>
           <w:tcPr>
-            <w:tcW w:w="1576" w:type="dxa"/>
+            <w:tcW w:w="1291" w:type="dxa"/>
             <w:tcBorders>
               <w:bottom w:val="single" w:sz="12" w:space="0" w:color="DDDDDD"/>
             </w:tcBorders>
@@ -117,7 +118,7 @@
             <w:pPr>
               <w:pStyle w:val="TableParagraph"/>
               <w:spacing w:line="267" w:lineRule="exact" w:before="0"/>
-              <w:ind w:right="489"/>
+              <w:ind w:right="332"/>
               <w:rPr>
                 <w:rFonts w:ascii="Arial Black"/>
                 <w:sz w:val="19"/>
@@ -135,7 +136,7 @@
         </w:tc>
         <w:tc>
           <w:tcPr>
-            <w:tcW w:w="1682" w:type="dxa"/>
+            <w:tcW w:w="1444" w:type="dxa"/>
             <w:tcBorders>
               <w:bottom w:val="single" w:sz="12" w:space="0" w:color="DDDDDD"/>
             </w:tcBorders>
@@ -144,7 +145,7 @@
             <w:pPr>
               <w:pStyle w:val="TableParagraph"/>
               <w:spacing w:line="267" w:lineRule="exact" w:before="0"/>
-              <w:ind w:right="308"/>
+              <w:ind w:right="229"/>
               <w:rPr>
                 <w:rFonts w:ascii="Arial Black"/>
                 <w:sz w:val="19"/>
@@ -163,7 +164,7 @@
         </w:tc>
         <w:tc>
           <w:tcPr>
-            <w:tcW w:w="1006" w:type="dxa"/>
+            <w:tcW w:w="824" w:type="dxa"/>
             <w:tcBorders>
               <w:bottom w:val="single" w:sz="12" w:space="0" w:color="DDDDDD"/>
             </w:tcBorders>
@@ -172,7 +173,7 @@
             <w:pPr>
               <w:pStyle w:val="TableParagraph"/>
               <w:spacing w:line="267" w:lineRule="exact" w:before="0"/>
-              <w:ind w:right="358"/>
+              <w:ind w:right="258"/>
               <w:rPr>
                 <w:rFonts w:ascii="Arial Black"/>
                 <w:sz w:val="19"/>
@@ -191,7 +192,7 @@
         </w:tc>
         <w:tc>
           <w:tcPr>
-            <w:tcW w:w="1238" w:type="dxa"/>
+            <w:tcW w:w="1021" w:type="dxa"/>
             <w:tcBorders>
               <w:bottom w:val="single" w:sz="12" w:space="0" w:color="DDDDDD"/>
             </w:tcBorders>
@@ -200,7 +201,7 @@
             <w:pPr>
               <w:pStyle w:val="TableParagraph"/>
               <w:spacing w:line="267" w:lineRule="exact" w:before="0"/>
-              <w:ind w:right="391"/>
+              <w:ind w:right="278"/>
               <w:rPr>
                 <w:rFonts w:ascii="Arial Black"/>
                 <w:sz w:val="19"/>
@@ -218,7 +219,7 @@
         </w:tc>
         <w:tc>
           <w:tcPr>
-            <w:tcW w:w="1098" w:type="dxa"/>
+            <w:tcW w:w="1232" w:type="dxa"/>
             <w:tcBorders>
               <w:bottom w:val="single" w:sz="12" w:space="0" w:color="DDDDDD"/>
             </w:tcBorders>
@@ -227,6 +228,7 @@
             <w:pPr>
               <w:pStyle w:val="TableParagraph"/>
               <w:spacing w:line="267" w:lineRule="exact" w:before="0"/>
+              <w:ind w:right="370"/>
               <w:rPr>
                 <w:rFonts w:ascii="Arial Black"/>
                 <w:sz w:val="19"/>
@@ -239,6 +241,32 @@
                 <w:sz w:val="19"/>
               </w:rPr>
               <w:t>Welsh</w:t>
+            </w:r>
+          </w:p>
+        </w:tc>
+        <w:tc>
+          <w:tcPr>
+            <w:tcW w:w="1544" w:type="dxa"/>
+            <w:tcBorders>
+              <w:bottom w:val="single" w:sz="12" w:space="0" w:color="DDDDDD"/>
+            </w:tcBorders>
+          </w:tcPr>
+          <w:p>
+            <w:pPr>
+              <w:pStyle w:val="TableParagraph"/>
+              <w:spacing w:line="267" w:lineRule="exact" w:before="0"/>
+              <w:rPr>
+                <w:rFonts w:ascii="Arial Black"/>
+                <w:sz w:val="19"/>
+              </w:rPr>
+            </w:pPr>
+            <w:r>
+              <w:rPr>
+                <w:rFonts w:ascii="Arial Black"/>
+                <w:spacing w:val="-2"/>
+                <w:sz w:val="19"/>
+              </w:rPr>
+              <w:t>proportion</w:t>
             </w:r>
           </w:p>
         </w:tc>
@@ -249,7 +277,7 @@
         </w:trPr>
         <w:tc>
           <w:tcPr>
-            <w:tcW w:w="2410" w:type="dxa"/>
+            <w:tcW w:w="1922" w:type="dxa"/>
             <w:tcBorders>
               <w:top w:val="single" w:sz="12" w:space="0" w:color="DDDDDD"/>
               <w:bottom w:val="single" w:sz="6" w:space="0" w:color="DDDDDD"/>
@@ -258,14 +286,15 @@
           <w:p>
             <w:pPr>
               <w:pStyle w:val="TableParagraph"/>
-              <w:ind w:right="432"/>
-              <w:rPr>
-                <w:sz w:val="19"/>
-              </w:rPr>
-            </w:pPr>
-            <w:r>
-              <w:rPr>
-                <w:spacing w:val="-10"/>
+              <w:ind w:right="299"/>
+              <w:rPr>
+                <w:sz w:val="19"/>
+              </w:rPr>
+            </w:pPr>
+            <w:r>
+              <w:rPr>
+                <w:spacing w:val="-10"/>
+                <w:w w:val="105"/>
                 <w:sz w:val="19"/>
               </w:rPr>
               <w:t>1</w:t>
@@ -274,7 +303,7 @@
         </w:tc>
         <w:tc>
           <w:tcPr>
-            <w:tcW w:w="1563" w:type="dxa"/>
+            <w:tcW w:w="1302" w:type="dxa"/>
             <w:tcBorders>
               <w:top w:val="single" w:sz="12" w:space="0" w:color="DDDDDD"/>
               <w:bottom w:val="single" w:sz="6" w:space="0" w:color="DDDDDD"/>
@@ -283,7 +312,7 @@
           <w:p>
             <w:pPr>
               <w:pStyle w:val="TableParagraph"/>
-              <w:ind w:right="418"/>
+              <w:ind w:right="291"/>
               <w:rPr>
                 <w:sz w:val="19"/>
               </w:rPr>
@@ -291,15 +320,16 @@
             <w:r>
               <w:rPr>
                 <w:spacing w:val="-5"/>
-                <w:sz w:val="19"/>
-              </w:rPr>
-              <w:t>102</w:t>
-            </w:r>
-          </w:p>
-        </w:tc>
-        <w:tc>
-          <w:tcPr>
-            <w:tcW w:w="1576" w:type="dxa"/>
+                <w:w w:val="105"/>
+                <w:sz w:val="19"/>
+              </w:rPr>
+              <w:t>51</w:t>
+            </w:r>
+          </w:p>
+        </w:tc>
+        <w:tc>
+          <w:tcPr>
+            <w:tcW w:w="1291" w:type="dxa"/>
             <w:tcBorders>
               <w:top w:val="single" w:sz="12" w:space="0" w:color="DDDDDD"/>
               <w:bottom w:val="single" w:sz="6" w:space="0" w:color="DDDDDD"/>
@@ -308,7 +338,7 @@
           <w:p>
             <w:pPr>
               <w:pStyle w:val="TableParagraph"/>
-              <w:ind w:right="490"/>
+              <w:ind w:right="332"/>
               <w:rPr>
                 <w:sz w:val="19"/>
               </w:rPr>
@@ -316,15 +346,16 @@
             <w:r>
               <w:rPr>
                 <w:spacing w:val="-5"/>
-                <w:sz w:val="19"/>
-              </w:rPr>
-              <w:t>68</w:t>
-            </w:r>
-          </w:p>
-        </w:tc>
-        <w:tc>
-          <w:tcPr>
-            <w:tcW w:w="1682" w:type="dxa"/>
+                <w:w w:val="105"/>
+                <w:sz w:val="19"/>
+              </w:rPr>
+              <w:t>34</w:t>
+            </w:r>
+          </w:p>
+        </w:tc>
+        <w:tc>
+          <w:tcPr>
+            <w:tcW w:w="1444" w:type="dxa"/>
             <w:tcBorders>
               <w:top w:val="single" w:sz="12" w:space="0" w:color="DDDDDD"/>
               <w:bottom w:val="single" w:sz="6" w:space="0" w:color="DDDDDD"/>
@@ -333,7 +364,7 @@
           <w:p>
             <w:pPr>
               <w:pStyle w:val="TableParagraph"/>
-              <w:ind w:right="309"/>
+              <w:ind w:right="229"/>
               <w:rPr>
                 <w:sz w:val="19"/>
               </w:rPr>
@@ -341,15 +372,16 @@
             <w:r>
               <w:rPr>
                 <w:spacing w:val="-5"/>
-                <w:sz w:val="19"/>
-              </w:rPr>
-              <w:t>154</w:t>
-            </w:r>
-          </w:p>
-        </w:tc>
-        <w:tc>
-          <w:tcPr>
-            <w:tcW w:w="1006" w:type="dxa"/>
+                <w:w w:val="105"/>
+                <w:sz w:val="19"/>
+              </w:rPr>
+              <w:t>70</w:t>
+            </w:r>
+          </w:p>
+        </w:tc>
+        <w:tc>
+          <w:tcPr>
+            <w:tcW w:w="824" w:type="dxa"/>
             <w:tcBorders>
               <w:top w:val="single" w:sz="12" w:space="0" w:color="DDDDDD"/>
               <w:bottom w:val="single" w:sz="6" w:space="0" w:color="DDDDDD"/>
@@ -358,7 +390,7 @@
           <w:p>
             <w:pPr>
               <w:pStyle w:val="TableParagraph"/>
-              <w:ind w:right="358"/>
+              <w:ind w:right="258"/>
               <w:rPr>
                 <w:sz w:val="19"/>
               </w:rPr>
@@ -366,15 +398,16 @@
             <w:r>
               <w:rPr>
                 <w:spacing w:val="-5"/>
-                <w:sz w:val="19"/>
-              </w:rPr>
-              <w:t>44</w:t>
-            </w:r>
-          </w:p>
-        </w:tc>
-        <w:tc>
-          <w:tcPr>
-            <w:tcW w:w="1238" w:type="dxa"/>
+                <w:w w:val="105"/>
+                <w:sz w:val="19"/>
+              </w:rPr>
+              <w:t>22</w:t>
+            </w:r>
+          </w:p>
+        </w:tc>
+        <w:tc>
+          <w:tcPr>
+            <w:tcW w:w="1021" w:type="dxa"/>
             <w:tcBorders>
               <w:top w:val="single" w:sz="12" w:space="0" w:color="DDDDDD"/>
               <w:bottom w:val="single" w:sz="6" w:space="0" w:color="DDDDDD"/>
@@ -383,7 +416,7 @@
           <w:p>
             <w:pPr>
               <w:pStyle w:val="TableParagraph"/>
-              <w:ind w:right="391"/>
+              <w:ind w:right="278"/>
               <w:rPr>
                 <w:sz w:val="19"/>
               </w:rPr>
@@ -391,15 +424,16 @@
             <w:r>
               <w:rPr>
                 <w:spacing w:val="-5"/>
-                <w:sz w:val="19"/>
-              </w:rPr>
-              <w:t>62</w:t>
-            </w:r>
-          </w:p>
-        </w:tc>
-        <w:tc>
-          <w:tcPr>
-            <w:tcW w:w="1098" w:type="dxa"/>
+                <w:w w:val="105"/>
+                <w:sz w:val="19"/>
+              </w:rPr>
+              <w:t>31</w:t>
+            </w:r>
+          </w:p>
+        </w:tc>
+        <w:tc>
+          <w:tcPr>
+            <w:tcW w:w="1232" w:type="dxa"/>
             <w:tcBorders>
               <w:top w:val="single" w:sz="12" w:space="0" w:color="DDDDDD"/>
               <w:bottom w:val="single" w:sz="6" w:space="0" w:color="DDDDDD"/>
@@ -408,6 +442,7 @@
           <w:p>
             <w:pPr>
               <w:pStyle w:val="TableParagraph"/>
+              <w:ind w:right="370"/>
               <w:rPr>
                 <w:sz w:val="19"/>
               </w:rPr>
@@ -415,9 +450,35 @@
             <w:r>
               <w:rPr>
                 <w:spacing w:val="-5"/>
-                <w:sz w:val="19"/>
-              </w:rPr>
-              <w:t>36</w:t>
+                <w:w w:val="105"/>
+                <w:sz w:val="19"/>
+              </w:rPr>
+              <w:t>18</w:t>
+            </w:r>
+          </w:p>
+        </w:tc>
+        <w:tc>
+          <w:tcPr>
+            <w:tcW w:w="1544" w:type="dxa"/>
+            <w:tcBorders>
+              <w:top w:val="single" w:sz="12" w:space="0" w:color="DDDDDD"/>
+              <w:bottom w:val="single" w:sz="6" w:space="0" w:color="DDDDDD"/>
+            </w:tcBorders>
+          </w:tcPr>
+          <w:p>
+            <w:pPr>
+              <w:pStyle w:val="TableParagraph"/>
+              <w:rPr>
+                <w:sz w:val="19"/>
+              </w:rPr>
+            </w:pPr>
+            <w:r>
+              <w:rPr>
+                <w:spacing w:val="-4"/>
+                <w:w w:val="105"/>
+                <w:sz w:val="19"/>
+              </w:rPr>
+              <w:t>0.13</w:t>
             </w:r>
           </w:p>
         </w:tc>
@@ -428,23 +489,24 @@
         </w:trPr>
         <w:tc>
           <w:tcPr>
-            <w:tcW w:w="2410" w:type="dxa"/>
-            <w:tcBorders>
-              <w:top w:val="single" w:sz="6" w:space="0" w:color="DDDDDD"/>
-              <w:bottom w:val="single" w:sz="6" w:space="0" w:color="DDDDDD"/>
-            </w:tcBorders>
-          </w:tcPr>
-          <w:p>
-            <w:pPr>
-              <w:pStyle w:val="TableParagraph"/>
-              <w:ind w:right="432"/>
-              <w:rPr>
-                <w:sz w:val="19"/>
-              </w:rPr>
-            </w:pPr>
-            <w:r>
-              <w:rPr>
-                <w:spacing w:val="-10"/>
+            <w:tcW w:w="1922" w:type="dxa"/>
+            <w:tcBorders>
+              <w:top w:val="single" w:sz="6" w:space="0" w:color="DDDDDD"/>
+              <w:bottom w:val="single" w:sz="6" w:space="0" w:color="DDDDDD"/>
+            </w:tcBorders>
+          </w:tcPr>
+          <w:p>
+            <w:pPr>
+              <w:pStyle w:val="TableParagraph"/>
+              <w:ind w:right="299"/>
+              <w:rPr>
+                <w:sz w:val="19"/>
+              </w:rPr>
+            </w:pPr>
+            <w:r>
+              <w:rPr>
+                <w:spacing w:val="-10"/>
+                <w:w w:val="105"/>
                 <w:sz w:val="19"/>
               </w:rPr>
               <w:t>2</w:t>
@@ -453,16 +515,16 @@
         </w:tc>
         <w:tc>
           <w:tcPr>
-            <w:tcW w:w="1563" w:type="dxa"/>
-            <w:tcBorders>
-              <w:top w:val="single" w:sz="6" w:space="0" w:color="DDDDDD"/>
-              <w:bottom w:val="single" w:sz="6" w:space="0" w:color="DDDDDD"/>
-            </w:tcBorders>
-          </w:tcPr>
-          <w:p>
-            <w:pPr>
-              <w:pStyle w:val="TableParagraph"/>
-              <w:ind w:right="418"/>
+            <w:tcW w:w="1302" w:type="dxa"/>
+            <w:tcBorders>
+              <w:top w:val="single" w:sz="6" w:space="0" w:color="DDDDDD"/>
+              <w:bottom w:val="single" w:sz="6" w:space="0" w:color="DDDDDD"/>
+            </w:tcBorders>
+          </w:tcPr>
+          <w:p>
+            <w:pPr>
+              <w:pStyle w:val="TableParagraph"/>
+              <w:ind w:right="291"/>
               <w:rPr>
                 <w:sz w:val="19"/>
               </w:rPr>
@@ -470,24 +532,25 @@
             <w:r>
               <w:rPr>
                 <w:spacing w:val="-5"/>
-                <w:sz w:val="19"/>
-              </w:rPr>
-              <w:t>670</w:t>
-            </w:r>
-          </w:p>
-        </w:tc>
-        <w:tc>
-          <w:tcPr>
-            <w:tcW w:w="1576" w:type="dxa"/>
-            <w:tcBorders>
-              <w:top w:val="single" w:sz="6" w:space="0" w:color="DDDDDD"/>
-              <w:bottom w:val="single" w:sz="6" w:space="0" w:color="DDDDDD"/>
-            </w:tcBorders>
-          </w:tcPr>
-          <w:p>
-            <w:pPr>
-              <w:pStyle w:val="TableParagraph"/>
-              <w:ind w:right="490"/>
+                <w:w w:val="105"/>
+                <w:sz w:val="19"/>
+              </w:rPr>
+              <w:t>335</w:t>
+            </w:r>
+          </w:p>
+        </w:tc>
+        <w:tc>
+          <w:tcPr>
+            <w:tcW w:w="1291" w:type="dxa"/>
+            <w:tcBorders>
+              <w:top w:val="single" w:sz="6" w:space="0" w:color="DDDDDD"/>
+              <w:bottom w:val="single" w:sz="6" w:space="0" w:color="DDDDDD"/>
+            </w:tcBorders>
+          </w:tcPr>
+          <w:p>
+            <w:pPr>
+              <w:pStyle w:val="TableParagraph"/>
+              <w:ind w:right="332"/>
               <w:rPr>
                 <w:sz w:val="19"/>
               </w:rPr>
@@ -495,24 +558,25 @@
             <w:r>
               <w:rPr>
                 <w:spacing w:val="-5"/>
-                <w:sz w:val="19"/>
-              </w:rPr>
-              <w:t>507</w:t>
-            </w:r>
-          </w:p>
-        </w:tc>
-        <w:tc>
-          <w:tcPr>
-            <w:tcW w:w="1682" w:type="dxa"/>
-            <w:tcBorders>
-              <w:top w:val="single" w:sz="6" w:space="0" w:color="DDDDDD"/>
-              <w:bottom w:val="single" w:sz="6" w:space="0" w:color="DDDDDD"/>
-            </w:tcBorders>
-          </w:tcPr>
-          <w:p>
-            <w:pPr>
-              <w:pStyle w:val="TableParagraph"/>
-              <w:ind w:right="309"/>
+                <w:w w:val="105"/>
+                <w:sz w:val="19"/>
+              </w:rPr>
+              <w:t>255</w:t>
+            </w:r>
+          </w:p>
+        </w:tc>
+        <w:tc>
+          <w:tcPr>
+            <w:tcW w:w="1444" w:type="dxa"/>
+            <w:tcBorders>
+              <w:top w:val="single" w:sz="6" w:space="0" w:color="DDDDDD"/>
+              <w:bottom w:val="single" w:sz="6" w:space="0" w:color="DDDDDD"/>
+            </w:tcBorders>
+          </w:tcPr>
+          <w:p>
+            <w:pPr>
+              <w:pStyle w:val="TableParagraph"/>
+              <w:ind w:right="229"/>
               <w:rPr>
                 <w:sz w:val="19"/>
               </w:rPr>
@@ -520,24 +584,25 @@
             <w:r>
               <w:rPr>
                 <w:spacing w:val="-5"/>
-                <w:sz w:val="19"/>
-              </w:rPr>
-              <w:t>797</w:t>
-            </w:r>
-          </w:p>
-        </w:tc>
-        <w:tc>
-          <w:tcPr>
-            <w:tcW w:w="1006" w:type="dxa"/>
-            <w:tcBorders>
-              <w:top w:val="single" w:sz="6" w:space="0" w:color="DDDDDD"/>
-              <w:bottom w:val="single" w:sz="6" w:space="0" w:color="DDDDDD"/>
-            </w:tcBorders>
-          </w:tcPr>
-          <w:p>
-            <w:pPr>
-              <w:pStyle w:val="TableParagraph"/>
-              <w:ind w:right="358"/>
+                <w:w w:val="105"/>
+                <w:sz w:val="19"/>
+              </w:rPr>
+              <w:t>382</w:t>
+            </w:r>
+          </w:p>
+        </w:tc>
+        <w:tc>
+          <w:tcPr>
+            <w:tcW w:w="824" w:type="dxa"/>
+            <w:tcBorders>
+              <w:top w:val="single" w:sz="6" w:space="0" w:color="DDDDDD"/>
+              <w:bottom w:val="single" w:sz="6" w:space="0" w:color="DDDDDD"/>
+            </w:tcBorders>
+          </w:tcPr>
+          <w:p>
+            <w:pPr>
+              <w:pStyle w:val="TableParagraph"/>
+              <w:ind w:right="258"/>
               <w:rPr>
                 <w:sz w:val="19"/>
               </w:rPr>
@@ -545,24 +610,25 @@
             <w:r>
               <w:rPr>
                 <w:spacing w:val="-5"/>
-                <w:sz w:val="19"/>
-              </w:rPr>
-              <w:t>461</w:t>
-            </w:r>
-          </w:p>
-        </w:tc>
-        <w:tc>
-          <w:tcPr>
-            <w:tcW w:w="1238" w:type="dxa"/>
-            <w:tcBorders>
-              <w:top w:val="single" w:sz="6" w:space="0" w:color="DDDDDD"/>
-              <w:bottom w:val="single" w:sz="6" w:space="0" w:color="DDDDDD"/>
-            </w:tcBorders>
-          </w:tcPr>
-          <w:p>
-            <w:pPr>
-              <w:pStyle w:val="TableParagraph"/>
-              <w:ind w:right="391"/>
+                <w:w w:val="105"/>
+                <w:sz w:val="19"/>
+              </w:rPr>
+              <w:t>231</w:t>
+            </w:r>
+          </w:p>
+        </w:tc>
+        <w:tc>
+          <w:tcPr>
+            <w:tcW w:w="1021" w:type="dxa"/>
+            <w:tcBorders>
+              <w:top w:val="single" w:sz="6" w:space="0" w:color="DDDDDD"/>
+              <w:bottom w:val="single" w:sz="6" w:space="0" w:color="DDDDDD"/>
+            </w:tcBorders>
+          </w:tcPr>
+          <w:p>
+            <w:pPr>
+              <w:pStyle w:val="TableParagraph"/>
+              <w:ind w:right="278"/>
               <w:rPr>
                 <w:sz w:val="19"/>
               </w:rPr>
@@ -570,23 +636,25 @@
             <w:r>
               <w:rPr>
                 <w:spacing w:val="-5"/>
-                <w:sz w:val="19"/>
-              </w:rPr>
-              <w:t>212</w:t>
-            </w:r>
-          </w:p>
-        </w:tc>
-        <w:tc>
-          <w:tcPr>
-            <w:tcW w:w="1098" w:type="dxa"/>
-            <w:tcBorders>
-              <w:top w:val="single" w:sz="6" w:space="0" w:color="DDDDDD"/>
-              <w:bottom w:val="single" w:sz="6" w:space="0" w:color="DDDDDD"/>
-            </w:tcBorders>
-          </w:tcPr>
-          <w:p>
-            <w:pPr>
-              <w:pStyle w:val="TableParagraph"/>
+                <w:w w:val="105"/>
+                <w:sz w:val="19"/>
+              </w:rPr>
+              <w:t>106</w:t>
+            </w:r>
+          </w:p>
+        </w:tc>
+        <w:tc>
+          <w:tcPr>
+            <w:tcW w:w="1232" w:type="dxa"/>
+            <w:tcBorders>
+              <w:top w:val="single" w:sz="6" w:space="0" w:color="DDDDDD"/>
+              <w:bottom w:val="single" w:sz="6" w:space="0" w:color="DDDDDD"/>
+            </w:tcBorders>
+          </w:tcPr>
+          <w:p>
+            <w:pPr>
+              <w:pStyle w:val="TableParagraph"/>
+              <w:ind w:right="370"/>
               <w:rPr>
                 <w:sz w:val="19"/>
               </w:rPr>
@@ -594,9 +662,35 @@
             <w:r>
               <w:rPr>
                 <w:spacing w:val="-5"/>
-                <w:sz w:val="19"/>
-              </w:rPr>
-              <w:t>248</w:t>
+                <w:w w:val="105"/>
+                <w:sz w:val="19"/>
+              </w:rPr>
+              <w:t>124</w:t>
+            </w:r>
+          </w:p>
+        </w:tc>
+        <w:tc>
+          <w:tcPr>
+            <w:tcW w:w="1544" w:type="dxa"/>
+            <w:tcBorders>
+              <w:top w:val="single" w:sz="6" w:space="0" w:color="DDDDDD"/>
+              <w:bottom w:val="single" w:sz="6" w:space="0" w:color="DDDDDD"/>
+            </w:tcBorders>
+          </w:tcPr>
+          <w:p>
+            <w:pPr>
+              <w:pStyle w:val="TableParagraph"/>
+              <w:rPr>
+                <w:sz w:val="19"/>
+              </w:rPr>
+            </w:pPr>
+            <w:r>
+              <w:rPr>
+                <w:spacing w:val="-4"/>
+                <w:w w:val="105"/>
+                <w:sz w:val="19"/>
+              </w:rPr>
+              <w:t>0.80</w:t>
             </w:r>
           </w:p>
         </w:tc>
@@ -607,23 +701,24 @@
         </w:trPr>
         <w:tc>
           <w:tcPr>
-            <w:tcW w:w="2410" w:type="dxa"/>
-            <w:tcBorders>
-              <w:top w:val="single" w:sz="6" w:space="0" w:color="DDDDDD"/>
-              <w:bottom w:val="single" w:sz="6" w:space="0" w:color="DDDDDD"/>
-            </w:tcBorders>
-          </w:tcPr>
-          <w:p>
-            <w:pPr>
-              <w:pStyle w:val="TableParagraph"/>
-              <w:ind w:right="432"/>
-              <w:rPr>
-                <w:sz w:val="19"/>
-              </w:rPr>
-            </w:pPr>
-            <w:r>
-              <w:rPr>
-                <w:spacing w:val="-10"/>
+            <w:tcW w:w="1922" w:type="dxa"/>
+            <w:tcBorders>
+              <w:top w:val="single" w:sz="6" w:space="0" w:color="DDDDDD"/>
+              <w:bottom w:val="single" w:sz="6" w:space="0" w:color="DDDDDD"/>
+            </w:tcBorders>
+          </w:tcPr>
+          <w:p>
+            <w:pPr>
+              <w:pStyle w:val="TableParagraph"/>
+              <w:ind w:right="299"/>
+              <w:rPr>
+                <w:sz w:val="19"/>
+              </w:rPr>
+            </w:pPr>
+            <w:r>
+              <w:rPr>
+                <w:spacing w:val="-10"/>
+                <w:w w:val="105"/>
                 <w:sz w:val="19"/>
               </w:rPr>
               <w:t>3</w:t>
@@ -632,41 +727,42 @@
         </w:tc>
         <w:tc>
           <w:tcPr>
-            <w:tcW w:w="1563" w:type="dxa"/>
-            <w:tcBorders>
-              <w:top w:val="single" w:sz="6" w:space="0" w:color="DDDDDD"/>
-              <w:bottom w:val="single" w:sz="6" w:space="0" w:color="DDDDDD"/>
-            </w:tcBorders>
-          </w:tcPr>
-          <w:p>
-            <w:pPr>
-              <w:pStyle w:val="TableParagraph"/>
-              <w:ind w:right="418"/>
-              <w:rPr>
-                <w:sz w:val="19"/>
-              </w:rPr>
-            </w:pPr>
-            <w:r>
-              <w:rPr>
-                <w:spacing w:val="-10"/>
-                <w:sz w:val="19"/>
-              </w:rPr>
-              <w:t>4</w:t>
-            </w:r>
-          </w:p>
-        </w:tc>
-        <w:tc>
-          <w:tcPr>
-            <w:tcW w:w="1576" w:type="dxa"/>
-            <w:tcBorders>
-              <w:top w:val="single" w:sz="6" w:space="0" w:color="DDDDDD"/>
-              <w:bottom w:val="single" w:sz="6" w:space="0" w:color="DDDDDD"/>
-            </w:tcBorders>
-          </w:tcPr>
-          <w:p>
-            <w:pPr>
-              <w:pStyle w:val="TableParagraph"/>
-              <w:ind w:right="490"/>
+            <w:tcW w:w="1302" w:type="dxa"/>
+            <w:tcBorders>
+              <w:top w:val="single" w:sz="6" w:space="0" w:color="DDDDDD"/>
+              <w:bottom w:val="single" w:sz="6" w:space="0" w:color="DDDDDD"/>
+            </w:tcBorders>
+          </w:tcPr>
+          <w:p>
+            <w:pPr>
+              <w:pStyle w:val="TableParagraph"/>
+              <w:ind w:right="291"/>
+              <w:rPr>
+                <w:sz w:val="19"/>
+              </w:rPr>
+            </w:pPr>
+            <w:r>
+              <w:rPr>
+                <w:spacing w:val="-10"/>
+                <w:w w:val="105"/>
+                <w:sz w:val="19"/>
+              </w:rPr>
+              <w:t>2</w:t>
+            </w:r>
+          </w:p>
+        </w:tc>
+        <w:tc>
+          <w:tcPr>
+            <w:tcW w:w="1291" w:type="dxa"/>
+            <w:tcBorders>
+              <w:top w:val="single" w:sz="6" w:space="0" w:color="DDDDDD"/>
+              <w:bottom w:val="single" w:sz="6" w:space="0" w:color="DDDDDD"/>
+            </w:tcBorders>
+          </w:tcPr>
+          <w:p>
+            <w:pPr>
+              <w:pStyle w:val="TableParagraph"/>
+              <w:ind w:right="332"/>
               <w:rPr>
                 <w:sz w:val="19"/>
               </w:rPr>
@@ -674,24 +770,25 @@
             <w:r>
               <w:rPr>
                 <w:spacing w:val="-5"/>
-                <w:sz w:val="19"/>
-              </w:rPr>
-              <w:t>52</w:t>
-            </w:r>
-          </w:p>
-        </w:tc>
-        <w:tc>
-          <w:tcPr>
-            <w:tcW w:w="1682" w:type="dxa"/>
-            <w:tcBorders>
-              <w:top w:val="single" w:sz="6" w:space="0" w:color="DDDDDD"/>
-              <w:bottom w:val="single" w:sz="6" w:space="0" w:color="DDDDDD"/>
-            </w:tcBorders>
-          </w:tcPr>
-          <w:p>
-            <w:pPr>
-              <w:pStyle w:val="TableParagraph"/>
-              <w:ind w:right="308"/>
+                <w:w w:val="105"/>
+                <w:sz w:val="19"/>
+              </w:rPr>
+              <w:t>26</w:t>
+            </w:r>
+          </w:p>
+        </w:tc>
+        <w:tc>
+          <w:tcPr>
+            <w:tcW w:w="1444" w:type="dxa"/>
+            <w:tcBorders>
+              <w:top w:val="single" w:sz="6" w:space="0" w:color="DDDDDD"/>
+              <w:bottom w:val="single" w:sz="6" w:space="0" w:color="DDDDDD"/>
+            </w:tcBorders>
+          </w:tcPr>
+          <w:p>
+            <w:pPr>
+              <w:pStyle w:val="TableParagraph"/>
+              <w:ind w:right="229"/>
               <w:rPr>
                 <w:sz w:val="19"/>
               </w:rPr>
@@ -699,24 +796,25 @@
             <w:r>
               <w:rPr>
                 <w:spacing w:val="-5"/>
-                <w:sz w:val="19"/>
-              </w:rPr>
-              <w:t>28</w:t>
-            </w:r>
-          </w:p>
-        </w:tc>
-        <w:tc>
-          <w:tcPr>
-            <w:tcW w:w="1006" w:type="dxa"/>
-            <w:tcBorders>
-              <w:top w:val="single" w:sz="6" w:space="0" w:color="DDDDDD"/>
-              <w:bottom w:val="single" w:sz="6" w:space="0" w:color="DDDDDD"/>
-            </w:tcBorders>
-          </w:tcPr>
-          <w:p>
-            <w:pPr>
-              <w:pStyle w:val="TableParagraph"/>
-              <w:ind w:right="358"/>
+                <w:w w:val="105"/>
+                <w:sz w:val="19"/>
+              </w:rPr>
+              <w:t>14</w:t>
+            </w:r>
+          </w:p>
+        </w:tc>
+        <w:tc>
+          <w:tcPr>
+            <w:tcW w:w="824" w:type="dxa"/>
+            <w:tcBorders>
+              <w:top w:val="single" w:sz="6" w:space="0" w:color="DDDDDD"/>
+              <w:bottom w:val="single" w:sz="6" w:space="0" w:color="DDDDDD"/>
+            </w:tcBorders>
+          </w:tcPr>
+          <w:p>
+            <w:pPr>
+              <w:pStyle w:val="TableParagraph"/>
+              <w:ind w:right="258"/>
               <w:rPr>
                 <w:sz w:val="19"/>
               </w:rPr>
@@ -724,31 +822,33 @@
             <w:r>
               <w:rPr>
                 <w:spacing w:val="-5"/>
-                <w:sz w:val="19"/>
-              </w:rPr>
-              <w:t>137</w:t>
-            </w:r>
-          </w:p>
-        </w:tc>
-        <w:tc>
-          <w:tcPr>
-            <w:tcW w:w="1238" w:type="dxa"/>
-            <w:tcBorders>
-              <w:top w:val="single" w:sz="6" w:space="0" w:color="DDDDDD"/>
-              <w:bottom w:val="single" w:sz="6" w:space="0" w:color="DDDDDD"/>
-            </w:tcBorders>
-          </w:tcPr>
-          <w:p>
-            <w:pPr>
-              <w:pStyle w:val="TableParagraph"/>
-              <w:ind w:right="391"/>
-              <w:rPr>
-                <w:sz w:val="19"/>
-              </w:rPr>
-            </w:pPr>
-            <w:r>
-              <w:rPr>
-                <w:spacing w:val="-10"/>
+                <w:w w:val="105"/>
+                <w:sz w:val="19"/>
+              </w:rPr>
+              <w:t>70</w:t>
+            </w:r>
+          </w:p>
+        </w:tc>
+        <w:tc>
+          <w:tcPr>
+            <w:tcW w:w="1021" w:type="dxa"/>
+            <w:tcBorders>
+              <w:top w:val="single" w:sz="6" w:space="0" w:color="DDDDDD"/>
+              <w:bottom w:val="single" w:sz="6" w:space="0" w:color="DDDDDD"/>
+            </w:tcBorders>
+          </w:tcPr>
+          <w:p>
+            <w:pPr>
+              <w:pStyle w:val="TableParagraph"/>
+              <w:ind w:right="278"/>
+              <w:rPr>
+                <w:sz w:val="19"/>
+              </w:rPr>
+            </w:pPr>
+            <w:r>
+              <w:rPr>
+                <w:spacing w:val="-10"/>
+                <w:w w:val="105"/>
                 <w:sz w:val="19"/>
               </w:rPr>
               <w:t>0</w:t>
@@ -757,25 +857,52 @@
         </w:tc>
         <w:tc>
           <w:tcPr>
-            <w:tcW w:w="1098" w:type="dxa"/>
-            <w:tcBorders>
-              <w:top w:val="single" w:sz="6" w:space="0" w:color="DDDDDD"/>
-              <w:bottom w:val="single" w:sz="6" w:space="0" w:color="DDDDDD"/>
-            </w:tcBorders>
-          </w:tcPr>
-          <w:p>
-            <w:pPr>
-              <w:pStyle w:val="TableParagraph"/>
-              <w:rPr>
-                <w:sz w:val="19"/>
-              </w:rPr>
-            </w:pPr>
-            <w:r>
-              <w:rPr>
-                <w:spacing w:val="-5"/>
-                <w:sz w:val="19"/>
-              </w:rPr>
-              <w:t>14</w:t>
+            <w:tcW w:w="1232" w:type="dxa"/>
+            <w:tcBorders>
+              <w:top w:val="single" w:sz="6" w:space="0" w:color="DDDDDD"/>
+              <w:bottom w:val="single" w:sz="6" w:space="0" w:color="DDDDDD"/>
+            </w:tcBorders>
+          </w:tcPr>
+          <w:p>
+            <w:pPr>
+              <w:pStyle w:val="TableParagraph"/>
+              <w:ind w:right="370"/>
+              <w:rPr>
+                <w:sz w:val="19"/>
+              </w:rPr>
+            </w:pPr>
+            <w:r>
+              <w:rPr>
+                <w:spacing w:val="-10"/>
+                <w:w w:val="105"/>
+                <w:sz w:val="19"/>
+              </w:rPr>
+              <w:t>7</w:t>
+            </w:r>
+          </w:p>
+        </w:tc>
+        <w:tc>
+          <w:tcPr>
+            <w:tcW w:w="1544" w:type="dxa"/>
+            <w:tcBorders>
+              <w:top w:val="single" w:sz="6" w:space="0" w:color="DDDDDD"/>
+              <w:bottom w:val="single" w:sz="6" w:space="0" w:color="DDDDDD"/>
+            </w:tcBorders>
+          </w:tcPr>
+          <w:p>
+            <w:pPr>
+              <w:pStyle w:val="TableParagraph"/>
+              <w:rPr>
+                <w:sz w:val="19"/>
+              </w:rPr>
+            </w:pPr>
+            <w:r>
+              <w:rPr>
+                <w:spacing w:val="-4"/>
+                <w:w w:val="105"/>
+                <w:sz w:val="19"/>
+              </w:rPr>
+              <w:t>0.07</w:t>
             </w:r>
           </w:p>
         </w:tc>
@@ -786,23 +913,24 @@
         </w:trPr>
         <w:tc>
           <w:tcPr>
-            <w:tcW w:w="2410" w:type="dxa"/>
-            <w:tcBorders>
-              <w:top w:val="single" w:sz="6" w:space="0" w:color="DDDDDD"/>
-              <w:bottom w:val="single" w:sz="6" w:space="0" w:color="DDDDDD"/>
-            </w:tcBorders>
-          </w:tcPr>
-          <w:p>
-            <w:pPr>
-              <w:pStyle w:val="TableParagraph"/>
-              <w:ind w:right="432"/>
-              <w:rPr>
-                <w:sz w:val="19"/>
-              </w:rPr>
-            </w:pPr>
-            <w:r>
-              <w:rPr>
-                <w:spacing w:val="-10"/>
+            <w:tcW w:w="1922" w:type="dxa"/>
+            <w:tcBorders>
+              <w:top w:val="single" w:sz="6" w:space="0" w:color="DDDDDD"/>
+              <w:bottom w:val="single" w:sz="6" w:space="0" w:color="DDDDDD"/>
+            </w:tcBorders>
+          </w:tcPr>
+          <w:p>
+            <w:pPr>
+              <w:pStyle w:val="TableParagraph"/>
+              <w:ind w:right="299"/>
+              <w:rPr>
+                <w:sz w:val="19"/>
+              </w:rPr>
+            </w:pPr>
+            <w:r>
+              <w:rPr>
+                <w:spacing w:val="-10"/>
+                <w:w w:val="105"/>
                 <w:sz w:val="19"/>
               </w:rPr>
               <w:t>4</w:t>
@@ -811,23 +939,24 @@
         </w:tc>
         <w:tc>
           <w:tcPr>
-            <w:tcW w:w="1563" w:type="dxa"/>
-            <w:tcBorders>
-              <w:top w:val="single" w:sz="6" w:space="0" w:color="DDDDDD"/>
-              <w:bottom w:val="single" w:sz="6" w:space="0" w:color="DDDDDD"/>
-            </w:tcBorders>
-          </w:tcPr>
-          <w:p>
-            <w:pPr>
-              <w:pStyle w:val="TableParagraph"/>
-              <w:ind w:right="418"/>
-              <w:rPr>
-                <w:sz w:val="19"/>
-              </w:rPr>
-            </w:pPr>
-            <w:r>
-              <w:rPr>
-                <w:spacing w:val="-10"/>
+            <w:tcW w:w="1302" w:type="dxa"/>
+            <w:tcBorders>
+              <w:top w:val="single" w:sz="6" w:space="0" w:color="DDDDDD"/>
+              <w:bottom w:val="single" w:sz="6" w:space="0" w:color="DDDDDD"/>
+            </w:tcBorders>
+          </w:tcPr>
+          <w:p>
+            <w:pPr>
+              <w:pStyle w:val="TableParagraph"/>
+              <w:ind w:right="291"/>
+              <w:rPr>
+                <w:sz w:val="19"/>
+              </w:rPr>
+            </w:pPr>
+            <w:r>
+              <w:rPr>
+                <w:spacing w:val="-10"/>
+                <w:w w:val="105"/>
                 <w:sz w:val="19"/>
               </w:rPr>
               <w:t>0</w:t>
@@ -836,48 +965,50 @@
         </w:tc>
         <w:tc>
           <w:tcPr>
-            <w:tcW w:w="1576" w:type="dxa"/>
-            <w:tcBorders>
-              <w:top w:val="single" w:sz="6" w:space="0" w:color="DDDDDD"/>
-              <w:bottom w:val="single" w:sz="6" w:space="0" w:color="DDDDDD"/>
-            </w:tcBorders>
-          </w:tcPr>
-          <w:p>
-            <w:pPr>
-              <w:pStyle w:val="TableParagraph"/>
-              <w:ind w:right="489"/>
-              <w:rPr>
-                <w:sz w:val="19"/>
-              </w:rPr>
-            </w:pPr>
-            <w:r>
-              <w:rPr>
-                <w:spacing w:val="-10"/>
-                <w:sz w:val="19"/>
-              </w:rPr>
-              <w:t>4</w:t>
-            </w:r>
-          </w:p>
-        </w:tc>
-        <w:tc>
-          <w:tcPr>
-            <w:tcW w:w="1682" w:type="dxa"/>
-            <w:tcBorders>
-              <w:top w:val="single" w:sz="6" w:space="0" w:color="DDDDDD"/>
-              <w:bottom w:val="single" w:sz="6" w:space="0" w:color="DDDDDD"/>
-            </w:tcBorders>
-          </w:tcPr>
-          <w:p>
-            <w:pPr>
-              <w:pStyle w:val="TableParagraph"/>
-              <w:ind w:right="308"/>
-              <w:rPr>
-                <w:sz w:val="19"/>
-              </w:rPr>
-            </w:pPr>
-            <w:r>
-              <w:rPr>
-                <w:spacing w:val="-10"/>
+            <w:tcW w:w="1291" w:type="dxa"/>
+            <w:tcBorders>
+              <w:top w:val="single" w:sz="6" w:space="0" w:color="DDDDDD"/>
+              <w:bottom w:val="single" w:sz="6" w:space="0" w:color="DDDDDD"/>
+            </w:tcBorders>
+          </w:tcPr>
+          <w:p>
+            <w:pPr>
+              <w:pStyle w:val="TableParagraph"/>
+              <w:ind w:right="332"/>
+              <w:rPr>
+                <w:sz w:val="19"/>
+              </w:rPr>
+            </w:pPr>
+            <w:r>
+              <w:rPr>
+                <w:spacing w:val="-10"/>
+                <w:w w:val="105"/>
+                <w:sz w:val="19"/>
+              </w:rPr>
+              <w:t>2</w:t>
+            </w:r>
+          </w:p>
+        </w:tc>
+        <w:tc>
+          <w:tcPr>
+            <w:tcW w:w="1444" w:type="dxa"/>
+            <w:tcBorders>
+              <w:top w:val="single" w:sz="6" w:space="0" w:color="DDDDDD"/>
+              <w:bottom w:val="single" w:sz="6" w:space="0" w:color="DDDDDD"/>
+            </w:tcBorders>
+          </w:tcPr>
+          <w:p>
+            <w:pPr>
+              <w:pStyle w:val="TableParagraph"/>
+              <w:ind w:right="229"/>
+              <w:rPr>
+                <w:sz w:val="19"/>
+              </w:rPr>
+            </w:pPr>
+            <w:r>
+              <w:rPr>
+                <w:spacing w:val="-10"/>
+                <w:w w:val="105"/>
                 <w:sz w:val="19"/>
               </w:rPr>
               <w:t>0</w:t>
@@ -886,16 +1017,16 @@
         </w:tc>
         <w:tc>
           <w:tcPr>
-            <w:tcW w:w="1006" w:type="dxa"/>
-            <w:tcBorders>
-              <w:top w:val="single" w:sz="6" w:space="0" w:color="DDDDDD"/>
-              <w:bottom w:val="single" w:sz="6" w:space="0" w:color="DDDDDD"/>
-            </w:tcBorders>
-          </w:tcPr>
-          <w:p>
-            <w:pPr>
-              <w:pStyle w:val="TableParagraph"/>
-              <w:ind w:right="358"/>
+            <w:tcW w:w="824" w:type="dxa"/>
+            <w:tcBorders>
+              <w:top w:val="single" w:sz="6" w:space="0" w:color="DDDDDD"/>
+              <w:bottom w:val="single" w:sz="6" w:space="0" w:color="DDDDDD"/>
+            </w:tcBorders>
+          </w:tcPr>
+          <w:p>
+            <w:pPr>
+              <w:pStyle w:val="TableParagraph"/>
+              <w:ind w:right="258"/>
               <w:rPr>
                 <w:sz w:val="19"/>
               </w:rPr>
@@ -903,31 +1034,33 @@
             <w:r>
               <w:rPr>
                 <w:spacing w:val="-5"/>
-                <w:sz w:val="19"/>
-              </w:rPr>
-              <w:t>20</w:t>
-            </w:r>
-          </w:p>
-        </w:tc>
-        <w:tc>
-          <w:tcPr>
-            <w:tcW w:w="1238" w:type="dxa"/>
-            <w:tcBorders>
-              <w:top w:val="single" w:sz="6" w:space="0" w:color="DDDDDD"/>
-              <w:bottom w:val="single" w:sz="6" w:space="0" w:color="DDDDDD"/>
-            </w:tcBorders>
-          </w:tcPr>
-          <w:p>
-            <w:pPr>
-              <w:pStyle w:val="TableParagraph"/>
-              <w:ind w:right="391"/>
-              <w:rPr>
-                <w:sz w:val="19"/>
-              </w:rPr>
-            </w:pPr>
-            <w:r>
-              <w:rPr>
-                <w:spacing w:val="-10"/>
+                <w:w w:val="105"/>
+                <w:sz w:val="19"/>
+              </w:rPr>
+              <w:t>10</w:t>
+            </w:r>
+          </w:p>
+        </w:tc>
+        <w:tc>
+          <w:tcPr>
+            <w:tcW w:w="1021" w:type="dxa"/>
+            <w:tcBorders>
+              <w:top w:val="single" w:sz="6" w:space="0" w:color="DDDDDD"/>
+              <w:bottom w:val="single" w:sz="6" w:space="0" w:color="DDDDDD"/>
+            </w:tcBorders>
+          </w:tcPr>
+          <w:p>
+            <w:pPr>
+              <w:pStyle w:val="TableParagraph"/>
+              <w:ind w:right="278"/>
+              <w:rPr>
+                <w:sz w:val="19"/>
+              </w:rPr>
+            </w:pPr>
+            <w:r>
+              <w:rPr>
+                <w:spacing w:val="-10"/>
+                <w:w w:val="105"/>
                 <w:sz w:val="19"/>
               </w:rPr>
               <w:t>0</w:t>
@@ -936,25 +1069,52 @@
         </w:tc>
         <w:tc>
           <w:tcPr>
-            <w:tcW w:w="1098" w:type="dxa"/>
-            <w:tcBorders>
-              <w:top w:val="single" w:sz="6" w:space="0" w:color="DDDDDD"/>
-              <w:bottom w:val="single" w:sz="6" w:space="0" w:color="DDDDDD"/>
-            </w:tcBorders>
-          </w:tcPr>
-          <w:p>
-            <w:pPr>
-              <w:pStyle w:val="TableParagraph"/>
-              <w:rPr>
-                <w:sz w:val="19"/>
-              </w:rPr>
-            </w:pPr>
-            <w:r>
-              <w:rPr>
-                <w:spacing w:val="-10"/>
-                <w:sz w:val="19"/>
-              </w:rPr>
-              <w:t>4</w:t>
+            <w:tcW w:w="1232" w:type="dxa"/>
+            <w:tcBorders>
+              <w:top w:val="single" w:sz="6" w:space="0" w:color="DDDDDD"/>
+              <w:bottom w:val="single" w:sz="6" w:space="0" w:color="DDDDDD"/>
+            </w:tcBorders>
+          </w:tcPr>
+          <w:p>
+            <w:pPr>
+              <w:pStyle w:val="TableParagraph"/>
+              <w:ind w:right="370"/>
+              <w:rPr>
+                <w:sz w:val="19"/>
+              </w:rPr>
+            </w:pPr>
+            <w:r>
+              <w:rPr>
+                <w:spacing w:val="-10"/>
+                <w:w w:val="105"/>
+                <w:sz w:val="19"/>
+              </w:rPr>
+              <w:t>2</w:t>
+            </w:r>
+          </w:p>
+        </w:tc>
+        <w:tc>
+          <w:tcPr>
+            <w:tcW w:w="1544" w:type="dxa"/>
+            <w:tcBorders>
+              <w:top w:val="single" w:sz="6" w:space="0" w:color="DDDDDD"/>
+              <w:bottom w:val="single" w:sz="6" w:space="0" w:color="DDDDDD"/>
+            </w:tcBorders>
+          </w:tcPr>
+          <w:p>
+            <w:pPr>
+              <w:pStyle w:val="TableParagraph"/>
+              <w:rPr>
+                <w:sz w:val="19"/>
+              </w:rPr>
+            </w:pPr>
+            <w:r>
+              <w:rPr>
+                <w:spacing w:val="-4"/>
+                <w:w w:val="105"/>
+                <w:sz w:val="19"/>
+              </w:rPr>
+              <w:t>0.01</w:t>
             </w:r>
           </w:p>
         </w:tc>
@@ -965,23 +1125,24 @@
         </w:trPr>
         <w:tc>
           <w:tcPr>
-            <w:tcW w:w="2410" w:type="dxa"/>
-            <w:tcBorders>
-              <w:top w:val="single" w:sz="6" w:space="0" w:color="DDDDDD"/>
-            </w:tcBorders>
-          </w:tcPr>
-          <w:p>
-            <w:pPr>
-              <w:pStyle w:val="TableParagraph"/>
-              <w:spacing w:line="290" w:lineRule="exact"/>
-              <w:ind w:right="432"/>
-              <w:rPr>
-                <w:sz w:val="19"/>
-              </w:rPr>
-            </w:pPr>
-            <w:r>
-              <w:rPr>
-                <w:spacing w:val="-10"/>
+            <w:tcW w:w="1922" w:type="dxa"/>
+            <w:tcBorders>
+              <w:top w:val="single" w:sz="6" w:space="0" w:color="DDDDDD"/>
+            </w:tcBorders>
+          </w:tcPr>
+          <w:p>
+            <w:pPr>
+              <w:pStyle w:val="TableParagraph"/>
+              <w:spacing w:line="218" w:lineRule="exact"/>
+              <w:ind w:right="299"/>
+              <w:rPr>
+                <w:sz w:val="19"/>
+              </w:rPr>
+            </w:pPr>
+            <w:r>
+              <w:rPr>
+                <w:spacing w:val="-10"/>
+                <w:w w:val="105"/>
                 <w:sz w:val="19"/>
               </w:rPr>
               <w:t>5</w:t>
@@ -990,23 +1151,24 @@
         </w:tc>
         <w:tc>
           <w:tcPr>
-            <w:tcW w:w="1563" w:type="dxa"/>
-            <w:tcBorders>
-              <w:top w:val="single" w:sz="6" w:space="0" w:color="DDDDDD"/>
-            </w:tcBorders>
-          </w:tcPr>
-          <w:p>
-            <w:pPr>
-              <w:pStyle w:val="TableParagraph"/>
-              <w:spacing w:line="290" w:lineRule="exact"/>
-              <w:ind w:right="418"/>
-              <w:rPr>
-                <w:sz w:val="19"/>
-              </w:rPr>
-            </w:pPr>
-            <w:r>
-              <w:rPr>
-                <w:spacing w:val="-10"/>
+            <w:tcW w:w="1302" w:type="dxa"/>
+            <w:tcBorders>
+              <w:top w:val="single" w:sz="6" w:space="0" w:color="DDDDDD"/>
+            </w:tcBorders>
+          </w:tcPr>
+          <w:p>
+            <w:pPr>
+              <w:pStyle w:val="TableParagraph"/>
+              <w:spacing w:line="218" w:lineRule="exact"/>
+              <w:ind w:right="291"/>
+              <w:rPr>
+                <w:sz w:val="19"/>
+              </w:rPr>
+            </w:pPr>
+            <w:r>
+              <w:rPr>
+                <w:spacing w:val="-10"/>
+                <w:w w:val="105"/>
                 <w:sz w:val="19"/>
               </w:rPr>
               <w:t>0</w:t>
@@ -1015,48 +1177,50 @@
         </w:tc>
         <w:tc>
           <w:tcPr>
-            <w:tcW w:w="1576" w:type="dxa"/>
-            <w:tcBorders>
-              <w:top w:val="single" w:sz="6" w:space="0" w:color="DDDDDD"/>
-            </w:tcBorders>
-          </w:tcPr>
-          <w:p>
-            <w:pPr>
-              <w:pStyle w:val="TableParagraph"/>
-              <w:spacing w:line="290" w:lineRule="exact"/>
-              <w:ind w:right="489"/>
-              <w:rPr>
-                <w:sz w:val="19"/>
-              </w:rPr>
-            </w:pPr>
-            <w:r>
-              <w:rPr>
-                <w:spacing w:val="-10"/>
-                <w:sz w:val="19"/>
-              </w:rPr>
-              <w:t>4</w:t>
-            </w:r>
-          </w:p>
-        </w:tc>
-        <w:tc>
-          <w:tcPr>
-            <w:tcW w:w="1682" w:type="dxa"/>
-            <w:tcBorders>
-              <w:top w:val="single" w:sz="6" w:space="0" w:color="DDDDDD"/>
-            </w:tcBorders>
-          </w:tcPr>
-          <w:p>
-            <w:pPr>
-              <w:pStyle w:val="TableParagraph"/>
-              <w:spacing w:line="290" w:lineRule="exact"/>
-              <w:ind w:right="308"/>
-              <w:rPr>
-                <w:sz w:val="19"/>
-              </w:rPr>
-            </w:pPr>
-            <w:r>
-              <w:rPr>
-                <w:spacing w:val="-10"/>
+            <w:tcW w:w="1291" w:type="dxa"/>
+            <w:tcBorders>
+              <w:top w:val="single" w:sz="6" w:space="0" w:color="DDDDDD"/>
+            </w:tcBorders>
+          </w:tcPr>
+          <w:p>
+            <w:pPr>
+              <w:pStyle w:val="TableParagraph"/>
+              <w:spacing w:line="218" w:lineRule="exact"/>
+              <w:ind w:right="332"/>
+              <w:rPr>
+                <w:sz w:val="19"/>
+              </w:rPr>
+            </w:pPr>
+            <w:r>
+              <w:rPr>
+                <w:spacing w:val="-10"/>
+                <w:w w:val="105"/>
+                <w:sz w:val="19"/>
+              </w:rPr>
+              <w:t>2</w:t>
+            </w:r>
+          </w:p>
+        </w:tc>
+        <w:tc>
+          <w:tcPr>
+            <w:tcW w:w="1444" w:type="dxa"/>
+            <w:tcBorders>
+              <w:top w:val="single" w:sz="6" w:space="0" w:color="DDDDDD"/>
+            </w:tcBorders>
+          </w:tcPr>
+          <w:p>
+            <w:pPr>
+              <w:pStyle w:val="TableParagraph"/>
+              <w:spacing w:line="218" w:lineRule="exact"/>
+              <w:ind w:right="229"/>
+              <w:rPr>
+                <w:sz w:val="19"/>
+              </w:rPr>
+            </w:pPr>
+            <w:r>
+              <w:rPr>
+                <w:spacing w:val="-10"/>
+                <w:w w:val="105"/>
                 <w:sz w:val="19"/>
               </w:rPr>
               <w:t>0</w:t>
@@ -1065,23 +1229,24 @@
         </w:tc>
         <w:tc>
           <w:tcPr>
-            <w:tcW w:w="1006" w:type="dxa"/>
-            <w:tcBorders>
-              <w:top w:val="single" w:sz="6" w:space="0" w:color="DDDDDD"/>
-            </w:tcBorders>
-          </w:tcPr>
-          <w:p>
-            <w:pPr>
-              <w:pStyle w:val="TableParagraph"/>
-              <w:spacing w:line="290" w:lineRule="exact"/>
-              <w:ind w:right="358"/>
-              <w:rPr>
-                <w:sz w:val="19"/>
-              </w:rPr>
-            </w:pPr>
-            <w:r>
-              <w:rPr>
-                <w:spacing w:val="-10"/>
+            <w:tcW w:w="824" w:type="dxa"/>
+            <w:tcBorders>
+              <w:top w:val="single" w:sz="6" w:space="0" w:color="DDDDDD"/>
+            </w:tcBorders>
+          </w:tcPr>
+          <w:p>
+            <w:pPr>
+              <w:pStyle w:val="TableParagraph"/>
+              <w:spacing w:line="218" w:lineRule="exact"/>
+              <w:ind w:right="258"/>
+              <w:rPr>
+                <w:sz w:val="19"/>
+              </w:rPr>
+            </w:pPr>
+            <w:r>
+              <w:rPr>
+                <w:spacing w:val="-10"/>
+                <w:w w:val="105"/>
                 <w:sz w:val="19"/>
               </w:rPr>
               <w:t>0</w:t>
@@ -1090,23 +1255,24 @@
         </w:tc>
         <w:tc>
           <w:tcPr>
-            <w:tcW w:w="1238" w:type="dxa"/>
-            <w:tcBorders>
-              <w:top w:val="single" w:sz="6" w:space="0" w:color="DDDDDD"/>
-            </w:tcBorders>
-          </w:tcPr>
-          <w:p>
-            <w:pPr>
-              <w:pStyle w:val="TableParagraph"/>
-              <w:spacing w:line="290" w:lineRule="exact"/>
-              <w:ind w:right="391"/>
-              <w:rPr>
-                <w:sz w:val="19"/>
-              </w:rPr>
-            </w:pPr>
-            <w:r>
-              <w:rPr>
-                <w:spacing w:val="-10"/>
+            <w:tcW w:w="1021" w:type="dxa"/>
+            <w:tcBorders>
+              <w:top w:val="single" w:sz="6" w:space="0" w:color="DDDDDD"/>
+            </w:tcBorders>
+          </w:tcPr>
+          <w:p>
+            <w:pPr>
+              <w:pStyle w:val="TableParagraph"/>
+              <w:spacing w:line="218" w:lineRule="exact"/>
+              <w:ind w:right="278"/>
+              <w:rPr>
+                <w:sz w:val="19"/>
+              </w:rPr>
+            </w:pPr>
+            <w:r>
+              <w:rPr>
+                <w:spacing w:val="-10"/>
+                <w:w w:val="105"/>
                 <w:sz w:val="19"/>
               </w:rPr>
               <w:t>0</w:t>
@@ -1115,25 +1281,52 @@
         </w:tc>
         <w:tc>
           <w:tcPr>
-            <w:tcW w:w="1098" w:type="dxa"/>
-            <w:tcBorders>
-              <w:top w:val="single" w:sz="6" w:space="0" w:color="DDDDDD"/>
-            </w:tcBorders>
-          </w:tcPr>
-          <w:p>
-            <w:pPr>
-              <w:pStyle w:val="TableParagraph"/>
-              <w:spacing w:line="290" w:lineRule="exact"/>
-              <w:rPr>
-                <w:sz w:val="19"/>
-              </w:rPr>
-            </w:pPr>
-            <w:r>
-              <w:rPr>
-                <w:spacing w:val="-10"/>
+            <w:tcW w:w="1232" w:type="dxa"/>
+            <w:tcBorders>
+              <w:top w:val="single" w:sz="6" w:space="0" w:color="DDDDDD"/>
+            </w:tcBorders>
+          </w:tcPr>
+          <w:p>
+            <w:pPr>
+              <w:pStyle w:val="TableParagraph"/>
+              <w:spacing w:line="218" w:lineRule="exact"/>
+              <w:ind w:right="370"/>
+              <w:rPr>
+                <w:sz w:val="19"/>
+              </w:rPr>
+            </w:pPr>
+            <w:r>
+              <w:rPr>
+                <w:spacing w:val="-10"/>
+                <w:w w:val="105"/>
                 <w:sz w:val="19"/>
               </w:rPr>
               <w:t>0</w:t>
+            </w:r>
+          </w:p>
+        </w:tc>
+        <w:tc>
+          <w:tcPr>
+            <w:tcW w:w="1544" w:type="dxa"/>
+            <w:tcBorders>
+              <w:top w:val="single" w:sz="6" w:space="0" w:color="DDDDDD"/>
+            </w:tcBorders>
+          </w:tcPr>
+          <w:p>
+            <w:pPr>
+              <w:pStyle w:val="TableParagraph"/>
+              <w:spacing w:line="218" w:lineRule="exact"/>
+              <w:rPr>
+                <w:sz w:val="19"/>
+              </w:rPr>
+            </w:pPr>
+            <w:r>
+              <w:rPr>
+                <w:spacing w:val="-4"/>
+                <w:w w:val="105"/>
+                <w:sz w:val="19"/>
+              </w:rPr>
+              <w:t>0.00</w:t>
             </w:r>
           </w:p>
         </w:tc>
@@ -1223,12 +1416,12 @@
     <w:uiPriority w:val="1"/>
     <w:qFormat/>
     <w:pPr>
-      <w:spacing w:before="77"/>
-      <w:ind w:right="116"/>
+      <w:spacing w:before="149"/>
+      <w:ind w:right="123"/>
       <w:jc w:val="right"/>
     </w:pPr>
     <w:rPr>
-      <w:rFonts w:ascii="Microsoft JhengHei" w:hAnsi="Microsoft JhengHei" w:eastAsia="Microsoft JhengHei" w:cs="Microsoft JhengHei"/>
+      <w:rFonts w:ascii="Roboto" w:hAnsi="Roboto" w:eastAsia="Roboto" w:cs="Roboto"/>
       <w:lang w:val="en-US" w:eastAsia="en-US" w:bidi="ar-SA"/>
     </w:rPr>
   </w:style>
